--- a/outputs/04_models/T06_model_hyperparameter_configuration.docx
+++ b/outputs/04_models/T06_model_hyperparameter_configuration.docx
@@ -1542,7 +1542,7 @@
           <w:i/>
           <w:sz w:val="14"/>
         </w:rPr>
-        <w:t>Generated by PV-MEPCG / PulseVision at 2026-08-30T10:15:34.900873+00:00</w:t>
+        <w:t>Generated by PV-MEPCG / PulseVision at 2026-08-30T10:48:04.334836+00:00</w:t>
       </w:r>
     </w:p>
     <w:sectPr>
